--- a/ml engineering/mlflow/MLFlow notes.docx
+++ b/ml engineering/mlflow/MLFlow notes.docx
@@ -12,7 +12,13 @@
     </w:p>
     <w:p>
       <w:r>
-        <w:t>MLflow has 4 components:</w:t>
+        <w:t xml:space="preserve">MLflow has 4 </w:t>
+      </w:r>
+      <w:r>
+        <w:t xml:space="preserve">main </w:t>
+      </w:r>
+      <w:r>
+        <w:t>components:</w:t>
       </w:r>
     </w:p>
     <w:p>
@@ -1097,7 +1103,13 @@
         <w:t xml:space="preserve">MLflow </w:t>
       </w:r>
       <w:r>
-        <w:t xml:space="preserve">project on Kubernetes we need to include a backend_config.json file in the </w:t>
+        <w:t>project on Kubernetes we need to include a backend_config.</w:t>
+      </w:r>
+      <w:r>
+        <w:t>yaml</w:t>
+      </w:r>
+      <w:r>
+        <w:t xml:space="preserve"> file in the </w:t>
       </w:r>
       <w:r>
         <w:t xml:space="preserve">MLflow </w:t>
@@ -1114,14 +1126,11 @@
     </w:p>
     <w:p>
       <w:r>
-        <w:rPr>
-          <w:noProof/>
-        </w:rPr>
         <w:drawing>
-          <wp:inline distT="0" distB="0" distL="0" distR="0" wp14:anchorId="277B6B2C" wp14:editId="196F807C">
-            <wp:extent cx="3673457" cy="1965980"/>
-            <wp:effectExtent l="0" t="0" r="3810" b="0"/>
-            <wp:docPr id="1128653118" name="Picture 1" descr="A screenshot of a computer program&#10;&#10;AI-generated content may be incorrect."/>
+          <wp:inline distT="0" distB="0" distL="0" distR="0" wp14:anchorId="16B95573" wp14:editId="7DB213E7">
+            <wp:extent cx="4544059" cy="1524213"/>
+            <wp:effectExtent l="0" t="0" r="0" b="0"/>
+            <wp:docPr id="1198071630" name="Picture 1" descr="A screenshot of a computer&#10;&#10;AI-generated content may be incorrect."/>
             <wp:cNvGraphicFramePr>
               <a:graphicFrameLocks xmlns:a="http://schemas.openxmlformats.org/drawingml/2006/main" noChangeAspect="1"/>
             </wp:cNvGraphicFramePr>
@@ -1129,7 +1138,7 @@
               <a:graphicData uri="http://schemas.openxmlformats.org/drawingml/2006/picture">
                 <pic:pic xmlns:pic="http://schemas.openxmlformats.org/drawingml/2006/picture">
                   <pic:nvPicPr>
-                    <pic:cNvPr id="1128653118" name="Picture 1" descr="A screenshot of a computer program&#10;&#10;AI-generated content may be incorrect."/>
+                    <pic:cNvPr id="1198071630" name="Picture 1" descr="A screenshot of a computer&#10;&#10;AI-generated content may be incorrect."/>
                     <pic:cNvPicPr/>
                   </pic:nvPicPr>
                   <pic:blipFill>
@@ -1141,7 +1150,7 @@
                   <pic:spPr>
                     <a:xfrm>
                       <a:off x="0" y="0"/>
-                      <a:ext cx="3684071" cy="1971660"/>
+                      <a:ext cx="4544059" cy="1524213"/>
                     </a:xfrm>
                     <a:prstGeom prst="rect">
                       <a:avLst/>
@@ -1155,8 +1164,147 @@
       </w:r>
     </w:p>
     <w:p>
-      <w:r>
-        <w:t>The kube-context parameter specifies which kube context we want to use (on which Kubernetes cluster to run a project).</w:t>
+      <w:pPr>
+        <w:pStyle w:val="ListParagraph"/>
+        <w:numPr>
+          <w:ilvl w:val="0"/>
+          <w:numId w:val="16"/>
+        </w:numPr>
+      </w:pPr>
+      <w:r>
+        <w:t>kube-context</w:t>
+      </w:r>
+    </w:p>
+    <w:p>
+      <w:pPr>
+        <w:pStyle w:val="ListParagraph"/>
+        <w:numPr>
+          <w:ilvl w:val="1"/>
+          <w:numId w:val="16"/>
+        </w:numPr>
+      </w:pPr>
+      <w:r>
+        <w:t>W</w:t>
+      </w:r>
+      <w:r>
+        <w:t>hich kube context</w:t>
+      </w:r>
+      <w:r>
+        <w:t xml:space="preserve"> (which Kubernetes cluster)</w:t>
+      </w:r>
+      <w:r>
+        <w:t xml:space="preserve"> we want to use</w:t>
+      </w:r>
+      <w:r>
+        <w:t>.</w:t>
+      </w:r>
+    </w:p>
+    <w:p>
+      <w:pPr>
+        <w:pStyle w:val="ListParagraph"/>
+        <w:numPr>
+          <w:ilvl w:val="1"/>
+          <w:numId w:val="16"/>
+        </w:numPr>
+      </w:pPr>
+      <w:r>
+        <w:t>It is required only if we are working with multiple clusters.</w:t>
+      </w:r>
+    </w:p>
+    <w:p>
+      <w:pPr>
+        <w:pStyle w:val="ListParagraph"/>
+        <w:numPr>
+          <w:ilvl w:val="0"/>
+          <w:numId w:val="16"/>
+        </w:numPr>
+      </w:pPr>
+      <w:r>
+        <w:t>Service_account</w:t>
+      </w:r>
+    </w:p>
+    <w:p>
+      <w:pPr>
+        <w:pStyle w:val="ListParagraph"/>
+        <w:numPr>
+          <w:ilvl w:val="1"/>
+          <w:numId w:val="16"/>
+        </w:numPr>
+      </w:pPr>
+      <w:r>
+        <w:t xml:space="preserve">Name of the Service Account to use. </w:t>
+      </w:r>
+    </w:p>
+    <w:p>
+      <w:pPr>
+        <w:pStyle w:val="ListParagraph"/>
+        <w:numPr>
+          <w:ilvl w:val="1"/>
+          <w:numId w:val="16"/>
+        </w:numPr>
+      </w:pPr>
+      <w:r>
+        <w:t xml:space="preserve">It is required only if we are pulling a Docker image from a private repository and we need to authenticate. </w:t>
+      </w:r>
+    </w:p>
+    <w:p>
+      <w:pPr>
+        <w:pStyle w:val="ListParagraph"/>
+        <w:numPr>
+          <w:ilvl w:val="1"/>
+          <w:numId w:val="16"/>
+        </w:numPr>
+      </w:pPr>
+      <w:r>
+        <w:t>That Service Account</w:t>
+      </w:r>
+      <w:r>
+        <w:t xml:space="preserve"> needs to have assigned a proper role allowing for reading </w:t>
+      </w:r>
+      <w:r>
+        <w:t>Kubernetes Secret</w:t>
+      </w:r>
+      <w:r>
+        <w:t>s</w:t>
+      </w:r>
+    </w:p>
+    <w:p>
+      <w:pPr>
+        <w:pStyle w:val="ListParagraph"/>
+        <w:numPr>
+          <w:ilvl w:val="1"/>
+          <w:numId w:val="16"/>
+        </w:numPr>
+      </w:pPr>
+      <w:r>
+        <w:t>It</w:t>
+      </w:r>
+      <w:r>
+        <w:t xml:space="preserve"> will be used to read data from a Secret which is used to authenticate to a private container repository.</w:t>
+      </w:r>
+    </w:p>
+    <w:p>
+      <w:pPr>
+        <w:pStyle w:val="ListParagraph"/>
+        <w:numPr>
+          <w:ilvl w:val="0"/>
+          <w:numId w:val="16"/>
+        </w:numPr>
+      </w:pPr>
+      <w:r>
+        <w:t>Env.MLFLOW_TRACKING_URI</w:t>
+      </w:r>
+    </w:p>
+    <w:p>
+      <w:pPr>
+        <w:pStyle w:val="ListParagraph"/>
+        <w:numPr>
+          <w:ilvl w:val="1"/>
+          <w:numId w:val="16"/>
+        </w:numPr>
+      </w:pPr>
+      <w:r>
+        <w:t>This environment variable is needed if we are not use the default local Tracking Server but instead we have it deployed somewhere else (Kubernetes, VM, Databricks)</w:t>
       </w:r>
     </w:p>
     <w:p>
@@ -1173,7 +1321,11 @@
         </w:numPr>
       </w:pPr>
       <w:r>
-        <w:t>mlflow run . -b kubernetes -P lr=0.01 -P epochs=5 --backend-config backend_config.json</w:t>
+        <w:lastRenderedPageBreak/>
+        <w:t>mlflow run . -b kubernetes -P lr=0.01 -P epochs=5 --backend-config backend_config.</w:t>
+      </w:r>
+      <w:r>
+        <w:t>yaml</w:t>
       </w:r>
     </w:p>
     <w:p>
@@ -1243,7 +1395,6 @@
         <w:spacing w:after="0"/>
       </w:pPr>
       <w:r>
-        <w:lastRenderedPageBreak/>
         <w:t xml:space="preserve">Saved models can be stored anywhere. One option is </w:t>
       </w:r>
       <w:r>
@@ -1373,6 +1524,420 @@
       </w:r>
       <w:r>
         <w:t xml:space="preserve"> to your ML pipeline.</w:t>
+      </w:r>
+    </w:p>
+    <w:p>
+      <w:pPr>
+        <w:pStyle w:val="Heading1"/>
+      </w:pPr>
+      <w:r>
+        <w:t>Experiments</w:t>
+      </w:r>
+      <w:r>
+        <w:t xml:space="preserve"> and runs</w:t>
+      </w:r>
+    </w:p>
+    <w:p>
+      <w:r>
+        <w:t>Experiments are a way to organize models.</w:t>
+      </w:r>
+      <w:r>
+        <w:t xml:space="preserve"> Each experiment is a group of models.</w:t>
+      </w:r>
+    </w:p>
+    <w:p>
+      <w:r>
+        <w:t>Every time we create a model:</w:t>
+      </w:r>
+    </w:p>
+    <w:p>
+      <w:pPr>
+        <w:pStyle w:val="ListParagraph"/>
+        <w:numPr>
+          <w:ilvl w:val="0"/>
+          <w:numId w:val="11"/>
+        </w:numPr>
+      </w:pPr>
+      <w:r>
+        <w:t>It gets assigned to an experiment</w:t>
+      </w:r>
+    </w:p>
+    <w:p>
+      <w:pPr>
+        <w:pStyle w:val="ListParagraph"/>
+        <w:numPr>
+          <w:ilvl w:val="0"/>
+          <w:numId w:val="11"/>
+        </w:numPr>
+      </w:pPr>
+      <w:r>
+        <w:t>It gets assigned a run ID</w:t>
+      </w:r>
+    </w:p>
+    <w:p>
+      <w:r>
+        <w:t>Run IDs are unique across all experiments. This is a way to identify models.</w:t>
+      </w:r>
+    </w:p>
+    <w:p>
+      <w:pPr>
+        <w:pStyle w:val="Heading2"/>
+      </w:pPr>
+      <w:r>
+        <w:t>Saving models</w:t>
+      </w:r>
+    </w:p>
+    <w:p>
+      <w:r>
+        <w:t>When creating and saving a model we can assign it to a specific experiment and run:</w:t>
+      </w:r>
+    </w:p>
+    <w:p>
+      <w:r>
+        <w:lastRenderedPageBreak/>
+        <w:drawing>
+          <wp:inline distT="0" distB="0" distL="0" distR="0" wp14:anchorId="5FB2C457" wp14:editId="186E7C0A">
+            <wp:extent cx="3501342" cy="1394901"/>
+            <wp:effectExtent l="0" t="0" r="4445" b="0"/>
+            <wp:docPr id="1168047651" name="Picture 1" descr="A screen shot of a computer program&#10;&#10;AI-generated content may be incorrect."/>
+            <wp:cNvGraphicFramePr>
+              <a:graphicFrameLocks xmlns:a="http://schemas.openxmlformats.org/drawingml/2006/main" noChangeAspect="1"/>
+            </wp:cNvGraphicFramePr>
+            <a:graphic xmlns:a="http://schemas.openxmlformats.org/drawingml/2006/main">
+              <a:graphicData uri="http://schemas.openxmlformats.org/drawingml/2006/picture">
+                <pic:pic xmlns:pic="http://schemas.openxmlformats.org/drawingml/2006/picture">
+                  <pic:nvPicPr>
+                    <pic:cNvPr id="1168047651" name="Picture 1" descr="A screen shot of a computer program&#10;&#10;AI-generated content may be incorrect."/>
+                    <pic:cNvPicPr/>
+                  </pic:nvPicPr>
+                  <pic:blipFill>
+                    <a:blip r:embed="rId9"/>
+                    <a:stretch>
+                      <a:fillRect/>
+                    </a:stretch>
+                  </pic:blipFill>
+                  <pic:spPr>
+                    <a:xfrm>
+                      <a:off x="0" y="0"/>
+                      <a:ext cx="3526775" cy="1405033"/>
+                    </a:xfrm>
+                    <a:prstGeom prst="rect">
+                      <a:avLst/>
+                    </a:prstGeom>
+                  </pic:spPr>
+                </pic:pic>
+              </a:graphicData>
+            </a:graphic>
+          </wp:inline>
+        </w:drawing>
+      </w:r>
+    </w:p>
+    <w:p>
+      <w:r>
+        <w:t xml:space="preserve">Model’s name specified as the artifact_path argument will be </w:t>
+      </w:r>
+      <w:r>
+        <w:t>a folder name where model will be stored.</w:t>
+      </w:r>
+    </w:p>
+    <w:p>
+      <w:r>
+        <w:t>We can use that name when loading a model.</w:t>
+      </w:r>
+    </w:p>
+    <w:p>
+      <w:r>
+        <w:t>In artifact store we have this file structure:</w:t>
+      </w:r>
+    </w:p>
+    <w:p>
+      <w:r>
+        <w:drawing>
+          <wp:inline distT="0" distB="0" distL="0" distR="0" wp14:anchorId="13AAE2FD" wp14:editId="23E91BE7">
+            <wp:extent cx="2841585" cy="1724108"/>
+            <wp:effectExtent l="0" t="0" r="0" b="0"/>
+            <wp:docPr id="472323663" name="Picture 1" descr="A computer screen shot of a program&#10;&#10;AI-generated content may be incorrect."/>
+            <wp:cNvGraphicFramePr>
+              <a:graphicFrameLocks xmlns:a="http://schemas.openxmlformats.org/drawingml/2006/main" noChangeAspect="1"/>
+            </wp:cNvGraphicFramePr>
+            <a:graphic xmlns:a="http://schemas.openxmlformats.org/drawingml/2006/main">
+              <a:graphicData uri="http://schemas.openxmlformats.org/drawingml/2006/picture">
+                <pic:pic xmlns:pic="http://schemas.openxmlformats.org/drawingml/2006/picture">
+                  <pic:nvPicPr>
+                    <pic:cNvPr id="472323663" name="Picture 1" descr="A computer screen shot of a program&#10;&#10;AI-generated content may be incorrect."/>
+                    <pic:cNvPicPr/>
+                  </pic:nvPicPr>
+                  <pic:blipFill>
+                    <a:blip r:embed="rId10"/>
+                    <a:stretch>
+                      <a:fillRect/>
+                    </a:stretch>
+                  </pic:blipFill>
+                  <pic:spPr>
+                    <a:xfrm>
+                      <a:off x="0" y="0"/>
+                      <a:ext cx="2851397" cy="1730061"/>
+                    </a:xfrm>
+                    <a:prstGeom prst="rect">
+                      <a:avLst/>
+                    </a:prstGeom>
+                  </pic:spPr>
+                </pic:pic>
+              </a:graphicData>
+            </a:graphic>
+          </wp:inline>
+        </w:drawing>
+      </w:r>
+    </w:p>
+    <w:p>
+      <w:pPr>
+        <w:pStyle w:val="Heading2"/>
+      </w:pPr>
+      <w:r>
+        <w:t>Loading models</w:t>
+      </w:r>
+    </w:p>
+    <w:p>
+      <w:r>
+        <w:t>When we load a model, we can identify it using run ID</w:t>
+      </w:r>
+      <w:r>
+        <w:t xml:space="preserve"> and </w:t>
+      </w:r>
+      <w:r>
+        <w:t xml:space="preserve">model </w:t>
+      </w:r>
+      <w:r>
+        <w:t>name</w:t>
+      </w:r>
+      <w:r>
+        <w:t>:</w:t>
+      </w:r>
+    </w:p>
+    <w:p>
+      <w:pPr>
+        <w:pStyle w:val="ListParagraph"/>
+        <w:numPr>
+          <w:ilvl w:val="0"/>
+          <w:numId w:val="15"/>
+        </w:numPr>
+      </w:pPr>
+      <w:r>
+        <w:t>mlflow.sklearn.load_model(f"runs:/{run_id}/model_name")</w:t>
+      </w:r>
+    </w:p>
+    <w:p>
+      <w:r>
+        <w:t>In order to get run ID we can query all the runs as described in the next ‘Querying runs’ section in this document.</w:t>
+      </w:r>
+    </w:p>
+    <w:p>
+      <w:pPr>
+        <w:pStyle w:val="Heading2"/>
+      </w:pPr>
+      <w:r>
+        <w:t>Querying runs</w:t>
+      </w:r>
+    </w:p>
+    <w:p>
+      <w:r>
+        <w:t>We can use Python to get information about different runs</w:t>
+      </w:r>
+      <w:r>
+        <w:t>. Below is example of how to do this based on an experiment name</w:t>
+      </w:r>
+      <w:r>
+        <w:t>:</w:t>
+      </w:r>
+    </w:p>
+    <w:p>
+      <w:r>
+        <w:drawing>
+          <wp:inline distT="0" distB="0" distL="0" distR="0" wp14:anchorId="1D1B121E" wp14:editId="43CF159B">
+            <wp:extent cx="4392592" cy="983417"/>
+            <wp:effectExtent l="0" t="0" r="0" b="7620"/>
+            <wp:docPr id="1099964441" name="Picture 1" descr="A screen shot of a computer program&#10;&#10;AI-generated content may be incorrect."/>
+            <wp:cNvGraphicFramePr>
+              <a:graphicFrameLocks xmlns:a="http://schemas.openxmlformats.org/drawingml/2006/main" noChangeAspect="1"/>
+            </wp:cNvGraphicFramePr>
+            <a:graphic xmlns:a="http://schemas.openxmlformats.org/drawingml/2006/main">
+              <a:graphicData uri="http://schemas.openxmlformats.org/drawingml/2006/picture">
+                <pic:pic xmlns:pic="http://schemas.openxmlformats.org/drawingml/2006/picture">
+                  <pic:nvPicPr>
+                    <pic:cNvPr id="1099964441" name="Picture 1" descr="A screen shot of a computer program&#10;&#10;AI-generated content may be incorrect."/>
+                    <pic:cNvPicPr/>
+                  </pic:nvPicPr>
+                  <pic:blipFill>
+                    <a:blip r:embed="rId11"/>
+                    <a:stretch>
+                      <a:fillRect/>
+                    </a:stretch>
+                  </pic:blipFill>
+                  <pic:spPr>
+                    <a:xfrm>
+                      <a:off x="0" y="0"/>
+                      <a:ext cx="4422545" cy="990123"/>
+                    </a:xfrm>
+                    <a:prstGeom prst="rect">
+                      <a:avLst/>
+                    </a:prstGeom>
+                  </pic:spPr>
+                </pic:pic>
+              </a:graphicData>
+            </a:graphic>
+          </wp:inline>
+        </w:drawing>
+      </w:r>
+    </w:p>
+    <w:p>
+      <w:r>
+        <w:lastRenderedPageBreak/>
+        <w:t>In the search_runs function we have different options for querying runs data, for example we can sort results on a start time of a run in a descending order:</w:t>
+      </w:r>
+    </w:p>
+    <w:p>
+      <w:r>
+        <w:drawing>
+          <wp:inline distT="0" distB="0" distL="0" distR="0" wp14:anchorId="1590320A" wp14:editId="79941B98">
+            <wp:extent cx="2864734" cy="954911"/>
+            <wp:effectExtent l="0" t="0" r="0" b="0"/>
+            <wp:docPr id="640344211" name="Picture 1" descr="A screen shot of a computer code&#10;&#10;AI-generated content may be incorrect."/>
+            <wp:cNvGraphicFramePr>
+              <a:graphicFrameLocks xmlns:a="http://schemas.openxmlformats.org/drawingml/2006/main" noChangeAspect="1"/>
+            </wp:cNvGraphicFramePr>
+            <a:graphic xmlns:a="http://schemas.openxmlformats.org/drawingml/2006/main">
+              <a:graphicData uri="http://schemas.openxmlformats.org/drawingml/2006/picture">
+                <pic:pic xmlns:pic="http://schemas.openxmlformats.org/drawingml/2006/picture">
+                  <pic:nvPicPr>
+                    <pic:cNvPr id="640344211" name="Picture 1" descr="A screen shot of a computer code&#10;&#10;AI-generated content may be incorrect."/>
+                    <pic:cNvPicPr/>
+                  </pic:nvPicPr>
+                  <pic:blipFill>
+                    <a:blip r:embed="rId12"/>
+                    <a:stretch>
+                      <a:fillRect/>
+                    </a:stretch>
+                  </pic:blipFill>
+                  <pic:spPr>
+                    <a:xfrm>
+                      <a:off x="0" y="0"/>
+                      <a:ext cx="2895488" cy="965162"/>
+                    </a:xfrm>
+                    <a:prstGeom prst="rect">
+                      <a:avLst/>
+                    </a:prstGeom>
+                  </pic:spPr>
+                </pic:pic>
+              </a:graphicData>
+            </a:graphic>
+          </wp:inline>
+        </w:drawing>
+      </w:r>
+    </w:p>
+    <w:p>
+      <w:r>
+        <w:t xml:space="preserve">The </w:t>
+      </w:r>
+      <w:r>
+        <w:t>‘</w:t>
+      </w:r>
+      <w:r>
+        <w:t>runs</w:t>
+      </w:r>
+      <w:r>
+        <w:t>’</w:t>
+      </w:r>
+      <w:r>
+        <w:t xml:space="preserve"> variable is a DataFrame with information about runs. It contains such a columns as:</w:t>
+      </w:r>
+    </w:p>
+    <w:p>
+      <w:pPr>
+        <w:pStyle w:val="ListParagraph"/>
+        <w:numPr>
+          <w:ilvl w:val="0"/>
+          <w:numId w:val="15"/>
+        </w:numPr>
+      </w:pPr>
+      <w:r>
+        <w:t>Run ID</w:t>
+      </w:r>
+    </w:p>
+    <w:p>
+      <w:pPr>
+        <w:pStyle w:val="ListParagraph"/>
+        <w:numPr>
+          <w:ilvl w:val="0"/>
+          <w:numId w:val="15"/>
+        </w:numPr>
+      </w:pPr>
+      <w:r>
+        <w:t>Experiment ID</w:t>
+      </w:r>
+    </w:p>
+    <w:p>
+      <w:pPr>
+        <w:pStyle w:val="ListParagraph"/>
+        <w:numPr>
+          <w:ilvl w:val="0"/>
+          <w:numId w:val="15"/>
+        </w:numPr>
+      </w:pPr>
+      <w:r>
+        <w:t>Status</w:t>
+      </w:r>
+    </w:p>
+    <w:p>
+      <w:pPr>
+        <w:pStyle w:val="ListParagraph"/>
+        <w:numPr>
+          <w:ilvl w:val="0"/>
+          <w:numId w:val="15"/>
+        </w:numPr>
+      </w:pPr>
+      <w:r>
+        <w:t>Start and End Time</w:t>
+      </w:r>
+    </w:p>
+    <w:p>
+      <w:pPr>
+        <w:pStyle w:val="ListParagraph"/>
+        <w:numPr>
+          <w:ilvl w:val="0"/>
+          <w:numId w:val="15"/>
+        </w:numPr>
+      </w:pPr>
+      <w:r>
+        <w:t>Tags</w:t>
+      </w:r>
+    </w:p>
+    <w:p>
+      <w:pPr>
+        <w:pStyle w:val="ListParagraph"/>
+        <w:numPr>
+          <w:ilvl w:val="0"/>
+          <w:numId w:val="15"/>
+        </w:numPr>
+      </w:pPr>
+      <w:r>
+        <w:t>Params</w:t>
+      </w:r>
+    </w:p>
+    <w:p>
+      <w:pPr>
+        <w:pStyle w:val="ListParagraph"/>
+        <w:numPr>
+          <w:ilvl w:val="0"/>
+          <w:numId w:val="15"/>
+        </w:numPr>
+      </w:pPr>
+      <w:r>
+        <w:t>Metrics</w:t>
+      </w:r>
+    </w:p>
+    <w:p>
+      <w:r>
+        <w:t>We can use this data to find the run ID which we are looking for.</w:t>
       </w:r>
     </w:p>
     <w:p/>
@@ -1651,6 +2216,119 @@
     </w:lvl>
   </w:abstractNum>
   <w:abstractNum w:abstractNumId="2" w15:restartNumberingAfterBreak="0">
+    <w:nsid w:val="0DDF4443"/>
+    <w:multiLevelType w:val="hybridMultilevel"/>
+    <w:tmpl w:val="2B5A63B8"/>
+    <w:lvl w:ilvl="0" w:tplc="04090001">
+      <w:start w:val="1"/>
+      <w:numFmt w:val="bullet"/>
+      <w:lvlText w:val=""/>
+      <w:lvlJc w:val="left"/>
+      <w:pPr>
+        <w:ind w:left="720" w:hanging="360"/>
+      </w:pPr>
+      <w:rPr>
+        <w:rFonts w:ascii="Symbol" w:hAnsi="Symbol" w:hint="default"/>
+      </w:rPr>
+    </w:lvl>
+    <w:lvl w:ilvl="1" w:tplc="04090003" w:tentative="1">
+      <w:start w:val="1"/>
+      <w:numFmt w:val="bullet"/>
+      <w:lvlText w:val="o"/>
+      <w:lvlJc w:val="left"/>
+      <w:pPr>
+        <w:ind w:left="1440" w:hanging="360"/>
+      </w:pPr>
+      <w:rPr>
+        <w:rFonts w:ascii="Courier New" w:hAnsi="Courier New" w:cs="Courier New" w:hint="default"/>
+      </w:rPr>
+    </w:lvl>
+    <w:lvl w:ilvl="2" w:tplc="04090005" w:tentative="1">
+      <w:start w:val="1"/>
+      <w:numFmt w:val="bullet"/>
+      <w:lvlText w:val=""/>
+      <w:lvlJc w:val="left"/>
+      <w:pPr>
+        <w:ind w:left="2160" w:hanging="360"/>
+      </w:pPr>
+      <w:rPr>
+        <w:rFonts w:ascii="Wingdings" w:hAnsi="Wingdings" w:hint="default"/>
+      </w:rPr>
+    </w:lvl>
+    <w:lvl w:ilvl="3" w:tplc="04090001" w:tentative="1">
+      <w:start w:val="1"/>
+      <w:numFmt w:val="bullet"/>
+      <w:lvlText w:val=""/>
+      <w:lvlJc w:val="left"/>
+      <w:pPr>
+        <w:ind w:left="2880" w:hanging="360"/>
+      </w:pPr>
+      <w:rPr>
+        <w:rFonts w:ascii="Symbol" w:hAnsi="Symbol" w:hint="default"/>
+      </w:rPr>
+    </w:lvl>
+    <w:lvl w:ilvl="4" w:tplc="04090003" w:tentative="1">
+      <w:start w:val="1"/>
+      <w:numFmt w:val="bullet"/>
+      <w:lvlText w:val="o"/>
+      <w:lvlJc w:val="left"/>
+      <w:pPr>
+        <w:ind w:left="3600" w:hanging="360"/>
+      </w:pPr>
+      <w:rPr>
+        <w:rFonts w:ascii="Courier New" w:hAnsi="Courier New" w:cs="Courier New" w:hint="default"/>
+      </w:rPr>
+    </w:lvl>
+    <w:lvl w:ilvl="5" w:tplc="04090005" w:tentative="1">
+      <w:start w:val="1"/>
+      <w:numFmt w:val="bullet"/>
+      <w:lvlText w:val=""/>
+      <w:lvlJc w:val="left"/>
+      <w:pPr>
+        <w:ind w:left="4320" w:hanging="360"/>
+      </w:pPr>
+      <w:rPr>
+        <w:rFonts w:ascii="Wingdings" w:hAnsi="Wingdings" w:hint="default"/>
+      </w:rPr>
+    </w:lvl>
+    <w:lvl w:ilvl="6" w:tplc="04090001" w:tentative="1">
+      <w:start w:val="1"/>
+      <w:numFmt w:val="bullet"/>
+      <w:lvlText w:val=""/>
+      <w:lvlJc w:val="left"/>
+      <w:pPr>
+        <w:ind w:left="5040" w:hanging="360"/>
+      </w:pPr>
+      <w:rPr>
+        <w:rFonts w:ascii="Symbol" w:hAnsi="Symbol" w:hint="default"/>
+      </w:rPr>
+    </w:lvl>
+    <w:lvl w:ilvl="7" w:tplc="04090003" w:tentative="1">
+      <w:start w:val="1"/>
+      <w:numFmt w:val="bullet"/>
+      <w:lvlText w:val="o"/>
+      <w:lvlJc w:val="left"/>
+      <w:pPr>
+        <w:ind w:left="5760" w:hanging="360"/>
+      </w:pPr>
+      <w:rPr>
+        <w:rFonts w:ascii="Courier New" w:hAnsi="Courier New" w:cs="Courier New" w:hint="default"/>
+      </w:rPr>
+    </w:lvl>
+    <w:lvl w:ilvl="8" w:tplc="04090005" w:tentative="1">
+      <w:start w:val="1"/>
+      <w:numFmt w:val="bullet"/>
+      <w:lvlText w:val=""/>
+      <w:lvlJc w:val="left"/>
+      <w:pPr>
+        <w:ind w:left="6480" w:hanging="360"/>
+      </w:pPr>
+      <w:rPr>
+        <w:rFonts w:ascii="Wingdings" w:hAnsi="Wingdings" w:hint="default"/>
+      </w:rPr>
+    </w:lvl>
+  </w:abstractNum>
+  <w:abstractNum w:abstractNumId="3" w15:restartNumberingAfterBreak="0">
     <w:nsid w:val="17833628"/>
     <w:multiLevelType w:val="hybridMultilevel"/>
     <w:tmpl w:val="DB24AD3C"/>
@@ -1763,7 +2441,7 @@
       </w:rPr>
     </w:lvl>
   </w:abstractNum>
-  <w:abstractNum w:abstractNumId="3" w15:restartNumberingAfterBreak="0">
+  <w:abstractNum w:abstractNumId="4" w15:restartNumberingAfterBreak="0">
     <w:nsid w:val="2F9E7DAC"/>
     <w:multiLevelType w:val="multilevel"/>
     <w:tmpl w:val="F3A0ED6C"/>
@@ -1912,7 +2590,7 @@
       </w:rPr>
     </w:lvl>
   </w:abstractNum>
-  <w:abstractNum w:abstractNumId="4" w15:restartNumberingAfterBreak="0">
+  <w:abstractNum w:abstractNumId="5" w15:restartNumberingAfterBreak="0">
     <w:nsid w:val="35F37332"/>
     <w:multiLevelType w:val="hybridMultilevel"/>
     <w:tmpl w:val="3578C4FC"/>
@@ -2025,7 +2703,120 @@
       </w:rPr>
     </w:lvl>
   </w:abstractNum>
-  <w:abstractNum w:abstractNumId="5" w15:restartNumberingAfterBreak="0">
+  <w:abstractNum w:abstractNumId="6" w15:restartNumberingAfterBreak="0">
+    <w:nsid w:val="385B4869"/>
+    <w:multiLevelType w:val="hybridMultilevel"/>
+    <w:tmpl w:val="41663FBC"/>
+    <w:lvl w:ilvl="0" w:tplc="04090001">
+      <w:start w:val="1"/>
+      <w:numFmt w:val="bullet"/>
+      <w:lvlText w:val=""/>
+      <w:lvlJc w:val="left"/>
+      <w:pPr>
+        <w:ind w:left="720" w:hanging="360"/>
+      </w:pPr>
+      <w:rPr>
+        <w:rFonts w:ascii="Symbol" w:hAnsi="Symbol" w:hint="default"/>
+      </w:rPr>
+    </w:lvl>
+    <w:lvl w:ilvl="1" w:tplc="04090003">
+      <w:start w:val="1"/>
+      <w:numFmt w:val="bullet"/>
+      <w:lvlText w:val="o"/>
+      <w:lvlJc w:val="left"/>
+      <w:pPr>
+        <w:ind w:left="1440" w:hanging="360"/>
+      </w:pPr>
+      <w:rPr>
+        <w:rFonts w:ascii="Courier New" w:hAnsi="Courier New" w:cs="Courier New" w:hint="default"/>
+      </w:rPr>
+    </w:lvl>
+    <w:lvl w:ilvl="2" w:tplc="04090005" w:tentative="1">
+      <w:start w:val="1"/>
+      <w:numFmt w:val="bullet"/>
+      <w:lvlText w:val=""/>
+      <w:lvlJc w:val="left"/>
+      <w:pPr>
+        <w:ind w:left="2160" w:hanging="360"/>
+      </w:pPr>
+      <w:rPr>
+        <w:rFonts w:ascii="Wingdings" w:hAnsi="Wingdings" w:hint="default"/>
+      </w:rPr>
+    </w:lvl>
+    <w:lvl w:ilvl="3" w:tplc="04090001" w:tentative="1">
+      <w:start w:val="1"/>
+      <w:numFmt w:val="bullet"/>
+      <w:lvlText w:val=""/>
+      <w:lvlJc w:val="left"/>
+      <w:pPr>
+        <w:ind w:left="2880" w:hanging="360"/>
+      </w:pPr>
+      <w:rPr>
+        <w:rFonts w:ascii="Symbol" w:hAnsi="Symbol" w:hint="default"/>
+      </w:rPr>
+    </w:lvl>
+    <w:lvl w:ilvl="4" w:tplc="04090003" w:tentative="1">
+      <w:start w:val="1"/>
+      <w:numFmt w:val="bullet"/>
+      <w:lvlText w:val="o"/>
+      <w:lvlJc w:val="left"/>
+      <w:pPr>
+        <w:ind w:left="3600" w:hanging="360"/>
+      </w:pPr>
+      <w:rPr>
+        <w:rFonts w:ascii="Courier New" w:hAnsi="Courier New" w:cs="Courier New" w:hint="default"/>
+      </w:rPr>
+    </w:lvl>
+    <w:lvl w:ilvl="5" w:tplc="04090005" w:tentative="1">
+      <w:start w:val="1"/>
+      <w:numFmt w:val="bullet"/>
+      <w:lvlText w:val=""/>
+      <w:lvlJc w:val="left"/>
+      <w:pPr>
+        <w:ind w:left="4320" w:hanging="360"/>
+      </w:pPr>
+      <w:rPr>
+        <w:rFonts w:ascii="Wingdings" w:hAnsi="Wingdings" w:hint="default"/>
+      </w:rPr>
+    </w:lvl>
+    <w:lvl w:ilvl="6" w:tplc="04090001" w:tentative="1">
+      <w:start w:val="1"/>
+      <w:numFmt w:val="bullet"/>
+      <w:lvlText w:val=""/>
+      <w:lvlJc w:val="left"/>
+      <w:pPr>
+        <w:ind w:left="5040" w:hanging="360"/>
+      </w:pPr>
+      <w:rPr>
+        <w:rFonts w:ascii="Symbol" w:hAnsi="Symbol" w:hint="default"/>
+      </w:rPr>
+    </w:lvl>
+    <w:lvl w:ilvl="7" w:tplc="04090003" w:tentative="1">
+      <w:start w:val="1"/>
+      <w:numFmt w:val="bullet"/>
+      <w:lvlText w:val="o"/>
+      <w:lvlJc w:val="left"/>
+      <w:pPr>
+        <w:ind w:left="5760" w:hanging="360"/>
+      </w:pPr>
+      <w:rPr>
+        <w:rFonts w:ascii="Courier New" w:hAnsi="Courier New" w:cs="Courier New" w:hint="default"/>
+      </w:rPr>
+    </w:lvl>
+    <w:lvl w:ilvl="8" w:tplc="04090005" w:tentative="1">
+      <w:start w:val="1"/>
+      <w:numFmt w:val="bullet"/>
+      <w:lvlText w:val=""/>
+      <w:lvlJc w:val="left"/>
+      <w:pPr>
+        <w:ind w:left="6480" w:hanging="360"/>
+      </w:pPr>
+      <w:rPr>
+        <w:rFonts w:ascii="Wingdings" w:hAnsi="Wingdings" w:hint="default"/>
+      </w:rPr>
+    </w:lvl>
+  </w:abstractNum>
+  <w:abstractNum w:abstractNumId="7" w15:restartNumberingAfterBreak="0">
     <w:nsid w:val="417266DF"/>
     <w:multiLevelType w:val="hybridMultilevel"/>
     <w:tmpl w:val="9D72CA14"/>
@@ -2138,7 +2929,7 @@
       </w:rPr>
     </w:lvl>
   </w:abstractNum>
-  <w:abstractNum w:abstractNumId="6" w15:restartNumberingAfterBreak="0">
+  <w:abstractNum w:abstractNumId="8" w15:restartNumberingAfterBreak="0">
     <w:nsid w:val="425E5B68"/>
     <w:multiLevelType w:val="hybridMultilevel"/>
     <w:tmpl w:val="DBF85AD6"/>
@@ -2251,10 +3042,10 @@
       </w:rPr>
     </w:lvl>
   </w:abstractNum>
-  <w:abstractNum w:abstractNumId="7" w15:restartNumberingAfterBreak="0">
+  <w:abstractNum w:abstractNumId="9" w15:restartNumberingAfterBreak="0">
     <w:nsid w:val="47820629"/>
     <w:multiLevelType w:val="hybridMultilevel"/>
-    <w:tmpl w:val="FE0A7826"/>
+    <w:tmpl w:val="D3C0E4FA"/>
     <w:lvl w:ilvl="0" w:tplc="04090001">
       <w:start w:val="1"/>
       <w:numFmt w:val="bullet"/>
@@ -2364,7 +3155,7 @@
       </w:rPr>
     </w:lvl>
   </w:abstractNum>
-  <w:abstractNum w:abstractNumId="8" w15:restartNumberingAfterBreak="0">
+  <w:abstractNum w:abstractNumId="10" w15:restartNumberingAfterBreak="0">
     <w:nsid w:val="53470111"/>
     <w:multiLevelType w:val="multilevel"/>
     <w:tmpl w:val="4BF8F614"/>
@@ -2513,7 +3304,7 @@
       </w:rPr>
     </w:lvl>
   </w:abstractNum>
-  <w:abstractNum w:abstractNumId="9" w15:restartNumberingAfterBreak="0">
+  <w:abstractNum w:abstractNumId="11" w15:restartNumberingAfterBreak="0">
     <w:nsid w:val="58736B11"/>
     <w:multiLevelType w:val="hybridMultilevel"/>
     <w:tmpl w:val="DAA2F32E"/>
@@ -2626,7 +3417,7 @@
       </w:rPr>
     </w:lvl>
   </w:abstractNum>
-  <w:abstractNum w:abstractNumId="10" w15:restartNumberingAfterBreak="0">
+  <w:abstractNum w:abstractNumId="12" w15:restartNumberingAfterBreak="0">
     <w:nsid w:val="69221CA5"/>
     <w:multiLevelType w:val="multilevel"/>
     <w:tmpl w:val="46D26D06"/>
@@ -2775,7 +3566,7 @@
       </w:rPr>
     </w:lvl>
   </w:abstractNum>
-  <w:abstractNum w:abstractNumId="11" w15:restartNumberingAfterBreak="0">
+  <w:abstractNum w:abstractNumId="13" w15:restartNumberingAfterBreak="0">
     <w:nsid w:val="694842E4"/>
     <w:multiLevelType w:val="multilevel"/>
     <w:tmpl w:val="EFA66A1C"/>
@@ -2888,7 +3679,7 @@
       </w:pPr>
     </w:lvl>
   </w:abstractNum>
-  <w:abstractNum w:abstractNumId="12" w15:restartNumberingAfterBreak="0">
+  <w:abstractNum w:abstractNumId="14" w15:restartNumberingAfterBreak="0">
     <w:nsid w:val="6AB16858"/>
     <w:multiLevelType w:val="multilevel"/>
     <w:tmpl w:val="744859D6"/>
@@ -3037,7 +3828,7 @@
       </w:rPr>
     </w:lvl>
   </w:abstractNum>
-  <w:abstractNum w:abstractNumId="13" w15:restartNumberingAfterBreak="0">
+  <w:abstractNum w:abstractNumId="15" w15:restartNumberingAfterBreak="0">
     <w:nsid w:val="7A415228"/>
     <w:multiLevelType w:val="multilevel"/>
     <w:tmpl w:val="2B46995A"/>
@@ -3187,46 +3978,52 @@
     </w:lvl>
   </w:abstractNum>
   <w:num w:numId="1" w16cid:durableId="549849011">
-    <w:abstractNumId w:val="11"/>
+    <w:abstractNumId w:val="13"/>
   </w:num>
   <w:num w:numId="2" w16cid:durableId="2000688286">
-    <w:abstractNumId w:val="12"/>
+    <w:abstractNumId w:val="14"/>
   </w:num>
   <w:num w:numId="3" w16cid:durableId="1065909508">
     <w:abstractNumId w:val="1"/>
   </w:num>
   <w:num w:numId="4" w16cid:durableId="203248738">
-    <w:abstractNumId w:val="8"/>
+    <w:abstractNumId w:val="10"/>
   </w:num>
   <w:num w:numId="5" w16cid:durableId="1933782289">
-    <w:abstractNumId w:val="3"/>
+    <w:abstractNumId w:val="4"/>
   </w:num>
   <w:num w:numId="6" w16cid:durableId="998532670">
-    <w:abstractNumId w:val="13"/>
+    <w:abstractNumId w:val="15"/>
   </w:num>
   <w:num w:numId="7" w16cid:durableId="1395810140">
     <w:abstractNumId w:val="0"/>
   </w:num>
   <w:num w:numId="8" w16cid:durableId="573390346">
-    <w:abstractNumId w:val="4"/>
+    <w:abstractNumId w:val="5"/>
   </w:num>
   <w:num w:numId="9" w16cid:durableId="171186615">
-    <w:abstractNumId w:val="6"/>
+    <w:abstractNumId w:val="8"/>
   </w:num>
   <w:num w:numId="10" w16cid:durableId="1096899667">
+    <w:abstractNumId w:val="3"/>
+  </w:num>
+  <w:num w:numId="11" w16cid:durableId="2021662239">
+    <w:abstractNumId w:val="9"/>
+  </w:num>
+  <w:num w:numId="12" w16cid:durableId="2092389837">
+    <w:abstractNumId w:val="11"/>
+  </w:num>
+  <w:num w:numId="13" w16cid:durableId="212541531">
+    <w:abstractNumId w:val="12"/>
+  </w:num>
+  <w:num w:numId="14" w16cid:durableId="1338341709">
+    <w:abstractNumId w:val="7"/>
+  </w:num>
+  <w:num w:numId="15" w16cid:durableId="1648778122">
     <w:abstractNumId w:val="2"/>
   </w:num>
-  <w:num w:numId="11" w16cid:durableId="2021662239">
-    <w:abstractNumId w:val="7"/>
-  </w:num>
-  <w:num w:numId="12" w16cid:durableId="2092389837">
-    <w:abstractNumId w:val="9"/>
-  </w:num>
-  <w:num w:numId="13" w16cid:durableId="212541531">
-    <w:abstractNumId w:val="10"/>
-  </w:num>
-  <w:num w:numId="14" w16cid:durableId="1338341709">
-    <w:abstractNumId w:val="5"/>
+  <w:num w:numId="16" w16cid:durableId="850878598">
+    <w:abstractNumId w:val="6"/>
   </w:num>
 </w:numbering>
 </file>
